--- a/resume/Labs.docx
+++ b/resume/Labs.docx
@@ -18,7 +18,119 @@
           <w:sz w:val="40"/>
           <w:szCs w:val="40"/>
         </w:rPr>
-        <w:t xml:space="preserve">                VISION LAB</w:t>
+        <w:t xml:space="preserve">LINK TO </w:t>
+      </w:r>
+      <w:proofErr w:type="gramStart"/>
+      <w:r>
+        <w:rPr>
+          <w:b/>
+          <w:bCs/>
+          <w:sz w:val="40"/>
+          <w:szCs w:val="40"/>
+        </w:rPr>
+        <w:t>PAPER :</w:t>
+      </w:r>
+      <w:proofErr w:type="gramEnd"/>
+    </w:p>
+    <w:p>
+      <w:r>
+        <w:rPr>
+          <w:b/>
+          <w:bCs/>
+          <w:sz w:val="40"/>
+          <w:szCs w:val="40"/>
+        </w:rPr>
+        <w:t xml:space="preserve"> </w:t>
+      </w:r>
+      <w:r>
+        <w:rPr>
+          <w:b/>
+          <w:bCs/>
+          <w:sz w:val="40"/>
+          <w:szCs w:val="40"/>
+        </w:rPr>
+        <w:drawing>
+          <wp:inline distT="0" distB="0" distL="0" distR="0" wp14:anchorId="08839EBA" wp14:editId="3C6D01AA">
+            <wp:extent cx="1788289" cy="1766999"/>
+            <wp:effectExtent l="0" t="0" r="2540" b="5080"/>
+            <wp:docPr id="196499040" name="Picture 1"/>
+            <wp:cNvGraphicFramePr>
+              <a:graphicFrameLocks xmlns:a="http://schemas.openxmlformats.org/drawingml/2006/main" noChangeAspect="1"/>
+            </wp:cNvGraphicFramePr>
+            <a:graphic xmlns:a="http://schemas.openxmlformats.org/drawingml/2006/main">
+              <a:graphicData uri="http://schemas.openxmlformats.org/drawingml/2006/picture">
+                <pic:pic xmlns:pic="http://schemas.openxmlformats.org/drawingml/2006/picture">
+                  <pic:nvPicPr>
+                    <pic:cNvPr id="196499040" name=""/>
+                    <pic:cNvPicPr/>
+                  </pic:nvPicPr>
+                  <pic:blipFill>
+                    <a:blip r:embed="rId4"/>
+                    <a:stretch>
+                      <a:fillRect/>
+                    </a:stretch>
+                  </pic:blipFill>
+                  <pic:spPr>
+                    <a:xfrm flipH="1">
+                      <a:off x="0" y="0"/>
+                      <a:ext cx="1804077" cy="1782599"/>
+                    </a:xfrm>
+                    <a:prstGeom prst="rect">
+                      <a:avLst/>
+                    </a:prstGeom>
+                  </pic:spPr>
+                </pic:pic>
+              </a:graphicData>
+            </a:graphic>
+          </wp:inline>
+        </w:drawing>
+      </w:r>
+    </w:p>
+    <w:p>
+      <w:pPr>
+        <w:rPr>
+          <w:b/>
+          <w:bCs/>
+          <w:sz w:val="40"/>
+          <w:szCs w:val="40"/>
+        </w:rPr>
+      </w:pPr>
+      <w:r>
+        <w:rPr>
+          <w:b/>
+          <w:bCs/>
+          <w:sz w:val="40"/>
+          <w:szCs w:val="40"/>
+        </w:rPr>
+        <w:t xml:space="preserve">             </w:t>
+      </w:r>
+    </w:p>
+    <w:p>
+      <w:pPr>
+        <w:rPr>
+          <w:b/>
+          <w:bCs/>
+          <w:sz w:val="40"/>
+          <w:szCs w:val="40"/>
+        </w:rPr>
+      </w:pPr>
+      <w:r>
+        <w:rPr>
+          <w:b/>
+          <w:bCs/>
+          <w:sz w:val="40"/>
+          <w:szCs w:val="40"/>
+        </w:rPr>
+        <w:t xml:space="preserve">           </w:t>
+      </w:r>
+      <w:r>
+        <w:rPr>
+          <w:b/>
+          <w:bCs/>
+          <w:sz w:val="40"/>
+          <w:szCs w:val="40"/>
+        </w:rPr>
+        <w:t>VISION LAB</w:t>
       </w:r>
       <w:r>
         <w:rPr>
@@ -52,7 +164,7 @@
                     <pic:cNvPicPr/>
                   </pic:nvPicPr>
                   <pic:blipFill>
-                    <a:blip r:embed="rId4"/>
+                    <a:blip r:embed="rId5"/>
                     <a:stretch>
                       <a:fillRect/>
                     </a:stretch>
@@ -104,7 +216,7 @@
                     <pic:cNvPicPr/>
                   </pic:nvPicPr>
                   <pic:blipFill>
-                    <a:blip r:embed="rId5"/>
+                    <a:blip r:embed="rId6"/>
                     <a:stretch>
                       <a:fillRect/>
                     </a:stretch>
@@ -124,26 +236,6 @@
           </wp:inline>
         </w:drawing>
       </w:r>
-    </w:p>
-    <w:p>
-      <w:pPr>
-        <w:rPr>
-          <w:b/>
-          <w:bCs/>
-          <w:sz w:val="40"/>
-          <w:szCs w:val="40"/>
-        </w:rPr>
-      </w:pPr>
-    </w:p>
-    <w:p>
-      <w:pPr>
-        <w:rPr>
-          <w:b/>
-          <w:bCs/>
-          <w:sz w:val="40"/>
-          <w:szCs w:val="40"/>
-        </w:rPr>
-      </w:pPr>
       <w:r>
         <w:rPr>
           <w:b/>
@@ -151,7 +243,7 @@
           <w:sz w:val="40"/>
           <w:szCs w:val="40"/>
         </w:rPr>
-        <w:t xml:space="preserve">                                                                      </w:t>
+        <w:t xml:space="preserve">                    </w:t>
       </w:r>
     </w:p>
     <w:p>
@@ -194,7 +286,7 @@
                     </pic:cNvPicPr>
                   </pic:nvPicPr>
                   <pic:blipFill>
-                    <a:blip r:embed="rId6" cstate="print">
+                    <a:blip r:embed="rId7" cstate="print">
                       <a:extLst>
                         <a:ext uri="{28A0092B-C50C-407E-A947-70E740481C1C}">
                           <a14:useLocalDpi xmlns:a14="http://schemas.microsoft.com/office/drawing/2010/main" val="0"/>
@@ -231,6 +323,7 @@
         <w:t xml:space="preserve"> </w:t>
       </w:r>
     </w:p>
+    <w:p/>
     <w:sectPr>
       <w:pgSz w:w="12240" w:h="15840"/>
       <w:pgMar w:top="1440" w:right="1440" w:bottom="1440" w:left="1440" w:header="720" w:footer="720" w:gutter="0"/>
